--- a/education/guias_laboratorio/GUIA_LAB_02_PRUEBAS_CAMARA_KINOVA_VISION.docx
+++ b/education/guias_laboratorio/GUIA_LAB_02_PRUEBAS_CAMARA_KINOVA_VISION.docx
@@ -247,7 +247,7 @@
               </w:rPr>
               <w:t>Revisión No.:</w:t>
               <w:br/>
-              <w:t>2</w:t>
+              <w:t>3</w:t>
             </w:r>
           </w:p>
         </w:tc>
@@ -375,7 +375,7 @@
                 <w:b/>
                 <w:sz w:val="18"/>
               </w:rPr>
-              <w:t>Título de Laboratorio: Práctica 2. Pruebas de conectividad, streaming RTSP directo en Gateway, compresión de video (image_transport) y diagnóstico distribuido con CycloneDDS sobre Wi-Fi</w:t>
+              <w:t>Título de Laboratorio: Práctica 2. Pruebas de conectividad, streaming RTSP, compresión de video, diagnóstico distribuido con CycloneDDS y Monitor de Red sobre Wi-Fi</w:t>
             </w:r>
           </w:p>
         </w:tc>
@@ -704,7 +704,7 @@
                 <w:b w:val="0"/>
                 <w:sz w:val="16"/>
               </w:rPr>
-              <w:t>Integración de justificación arquitectónica de RTSP directo y CycloneDDS</w:t>
+              <w:t>Integración de Monitor de Red Híbrido y Grabación del Experimento</w:t>
             </w:r>
           </w:p>
         </w:tc>
@@ -734,7 +734,7 @@
                 <w:b w:val="0"/>
                 <w:sz w:val="16"/>
               </w:rPr>
-              <w:t>Diseño de práctica experimental para pruebas de red, streaming RTSP directo en Gateway, compresión con image_transport, transporte distribuido con CycloneDDS sobre Wi-Fi y diagnóstico por capas.</w:t>
+              <w:t>Diseño de práctica experimental con streaming RTSP, compresión image_transport, transporte distribuido con CycloneDDS en Wi-Fi, auditoría con Monitor de Red web (:8080) y grabación de video.</w:t>
             </w:r>
           </w:p>
         </w:tc>
@@ -1864,7 +1864,39 @@
           <w:i w:val="0"/>
           <w:sz w:val="18"/>
         </w:rPr>
-        <w:t>¿Por qué el Kinova utiliza RTSP y cómo se integra con ROS 2? El módulo óptico en la muñeca del Kinova Gen3 no es un nodo nativo de ROS 2: opera como un servidor multimedia H.264 que transmite mediante el protocolo RTSP (puerto 554) en rtsp://192.168.1.10/color. En el Gateway local (Dispositivo A), el driver ros2_kortex_vision consume este flujo RTSP, lo decodifica, le estampa el tiempo de reloj del sistema (header.stamp) y lo asocia al árbol cinemático (TF2). Luego, image_transport comprime el flujo a JPEG (~1.5 MB/s, reduciendo &gt;90% del ancho de banda) y lo transmite hacia el Dispositivo B mediante CycloneDDS sobre Wi-Fi.</w:t>
+        <w:t>El módulo óptico del Kinova Gen3 opera como un servidor RTSP nativo (puerto 554) transmitiendo video H.264. En el Gateway local (Dispositivo A), el driver ros2_kortex_vision consume este flujo RTSP, lo decodifica, le estampa el tiempo del sistema (header.stamp) y lo asocia al árbol cinemático (TF2). Luego, image_transport comprime el flujo a JPEG (~1.5 MB/s, reduciendo &gt;90% del ancho de banda) y lo distribuye mediante CycloneDDS sobre Wi-Fi.</w:t>
+      </w:r>
+    </w:p>
+    <w:p>
+      <w:pPr>
+        <w:keepNext/>
+        <w:spacing w:before="100" w:after="60"/>
+      </w:pPr>
+      <w:r>
+        <w:rPr>
+          <w:rFonts w:ascii="Arial" w:hAnsi="Arial"/>
+          <w:b/>
+          <w:color w:val="1F4E79"/>
+          <w:sz w:val="18"/>
+        </w:rPr>
+        <w:t>Medición y Telemetría Científica con el Monitor de Red (monitor_red)</w:t>
+      </w:r>
+    </w:p>
+    <w:p>
+      <w:pPr>
+        <w:keepNext w:val="0"/>
+        <w:spacing w:before="0" w:after="80" w:line="240" w:lineRule="auto"/>
+        <w:ind w:left="0" w:firstLine="0"/>
+        <w:jc w:val="both"/>
+      </w:pPr>
+      <w:r>
+        <w:rPr>
+          <w:rFonts w:ascii="Arial" w:hAnsi="Arial"/>
+          <w:b w:val="0"/>
+          <w:i w:val="0"/>
+          <w:sz w:val="18"/>
+        </w:rPr>
+        <w:t>El proyecto incorpora un Monitor de Red Híbrido (network_setup/iniciar_monitor.sh) que levanta un servidor web en http://localhost:8080. Este monitor escucha pasivamente los anuncios SPDP de descubrimiento multicast, audita el tráfico RTPS de puertos DDS (7400-8000), grafica la latencia RTT y el jitter en tiempo real, y registra la telemetría experimental en archivos .csv para análisis cuantitativo riguroso.</w:t>
       </w:r>
     </w:p>
     <w:p>
@@ -1896,39 +1928,7 @@
           <w:i w:val="0"/>
           <w:sz w:val="18"/>
         </w:rPr>
-        <w:t>Enviar RTSP directamente por Wi-Fi a la estación remota sería un error arquitectónico por tres razones críticas: (1) Pérdida de sincronización temporal (header.stamp), impidiendo acoplar fotogramas con /joint_states; (2) Pérdida del árbol de transformaciones (TF2) y de calibración intrínseca (sensor_msgs/CameraInfo), impidiendo calcular poses 3D exactas en el espacio de trabajo; y (3) Exposición innecesaria del puerto de control del robot a la red inalámbrica general en lugar de mantenerlo aislado en la subred industrial cableada 192.168.1.0/24.</w:t>
-      </w:r>
-    </w:p>
-    <w:p>
-      <w:pPr>
-        <w:keepNext/>
-        <w:spacing w:before="100" w:after="60"/>
-      </w:pPr>
-      <w:r>
-        <w:rPr>
-          <w:rFonts w:ascii="Arial" w:hAnsi="Arial"/>
-          <w:b/>
-          <w:color w:val="1F4E79"/>
-          <w:sz w:val="18"/>
-        </w:rPr>
-        <w:t>Importancia del Diagnóstico por Capas con RTSP Directo</w:t>
-      </w:r>
-    </w:p>
-    <w:p>
-      <w:pPr>
-        <w:keepNext w:val="0"/>
-        <w:spacing w:before="0" w:after="80" w:line="240" w:lineRule="auto"/>
-        <w:ind w:left="0" w:firstLine="0"/>
-        <w:jc w:val="both"/>
-      </w:pPr>
-      <w:r>
-        <w:rPr>
-          <w:rFonts w:ascii="Arial" w:hAnsi="Arial"/>
-          <w:b w:val="0"/>
-          <w:i w:val="0"/>
-          <w:sz w:val="18"/>
-        </w:rPr>
-        <w:t>Cuando la estación remota en Wi-Fi experimenta congelamiento o descarte de cuadros, el visor RTSP directo (test_kinova_camera.py) permite al estudiante aislar en 5 segundos las capas 1 y 2 (hardware óptico y enlace cableado local) directamente en el Gateway, sin depender de ROS 2, RViz2 ni Wi-Fi, garantizando que el robot esté sano antes de auditar el middleware o los algoritmos de visión.</w:t>
+        <w:t>Enviar RTSP directamente por Wi-Fi a la estación remota sería un error arquitectónico por tres razones: (1) Pérdida de sincronización temporal (header.stamp), impidiendo acoplar fotogramas con /joint_states; (2) Pérdida del árbol de transformaciones (TF2) y de calibración intrínseca (sensor_msgs/CameraInfo), impidiendo calcular poses 3D exactas; y (3) Exposición innecesaria del puerto de control del robot a la red inalámbrica general.</w:t>
       </w:r>
     </w:p>
     <w:p>
@@ -1975,7 +1975,7 @@
           <w:i w:val="0"/>
           <w:sz w:val="18"/>
         </w:rPr>
-        <w:t>Validar, optimizar y diagnosticar experimentalmente el flujo óptico del robot Kinova Gen3, integrando pruebas de streaming RTSP directo en la pasarela local, compresión de video mediante image_transport, configuración robusta de CycloneDDS para transmisión inalámbrica multi-dispositivo y aplicación de depuración por capas.</w:t>
+        <w:t>Validar, optimizar y diagnosticar experimentalmente el flujo óptico del robot Kinova Gen3, integrando compresión de video (image_transport), configuración de CycloneDDS en Wi-Fi, auditoría de telemetría de red con el Monitor Web, grabación audiovisual del experimento y depuración metódica por capas.</w:t>
       </w:r>
     </w:p>
     <w:p>
@@ -2007,7 +2007,7 @@
           <w:i w:val="0"/>
           <w:sz w:val="18"/>
         </w:rPr>
-        <w:t>1. Caracterizar la capa de red cableada e inalámbrica (ICMP, RTT &lt; 5 ms en Ethernet y &lt; 15 ms en Wi-Fi).</w:t>
+        <w:t>1. Auditar la calidad de red con el Monitor Web (iniciar_monitor.sh), evaluando tráfico RTPS, paquetes perdidos, latencia y exportando telemetría CSV.</w:t>
       </w:r>
     </w:p>
     <w:p>
@@ -2075,7 +2075,7 @@
           <w:i w:val="0"/>
           <w:sz w:val="18"/>
         </w:rPr>
-        <w:t>5. Aplicar diagnóstico metódico por capas ante 5 fallas inducidas (Red, RTSP, CycloneDDS, Compresión y Sensor).</w:t>
+        <w:t>5. Grabar un video continuo que demuestre la operación distribuida, las métricas del monitor web y la resolución de fallas inducidas.</w:t>
       </w:r>
     </w:p>
     <w:p>
@@ -2107,7 +2107,7 @@
           <w:i w:val="0"/>
           <w:sz w:val="18"/>
         </w:rPr>
-        <w:t>La práctica se realiza en parejas y consta de cinco fases: (1) Diagnóstico de enlaces de red, (2) Passthrough RTSP directo en Gateway local, (3) Compresión de video en ROS 2 y ahorro de ancho de banda, (4) Procesamiento distribuido sobre Wi-Fi con CycloneDDS, y (5) Protocolo de diagnóstico metódico ante fallas inducidas por capas.</w:t>
+        <w:t>La práctica se realiza en parejas y consta de seis fases: (1) Diagnóstico de red y puesta en marcha del Monitor de Red, (2) Passthrough RTSP directo en Gateway local, (3) Compresión de video en ROS 2 y ahorro de ancho de banda, (4) Procesamiento distribuido sobre Wi-Fi con CycloneDDS, (5) Diagnóstico metódico por capas ante fallas inducidas, y (6) Grabación del experimento y exportación de telemetría CSV.</w:t>
       </w:r>
     </w:p>
     <w:p>
@@ -2638,7 +2638,7 @@
                 <w:b w:val="0"/>
                 <w:sz w:val="15"/>
               </w:rPr>
-              <w:t>C4. Documentación técnica y capturas</w:t>
+              <w:t>C4. Documentación técnica, telemetría y video</w:t>
             </w:r>
           </w:p>
         </w:tc>
@@ -2666,7 +2666,7 @@
                 <w:b w:val="0"/>
                 <w:sz w:val="15"/>
               </w:rPr>
-              <w:t>3.1. Elabora documentación técnica reproducible... / 3.3. Comunica resultados experimentales...</w:t>
+              <w:t>3.1. Elabora documentación técnica... / 3.3. Comunica resultados con telemetría y demostraciones...</w:t>
             </w:r>
           </w:p>
         </w:tc>
@@ -3801,7 +3801,7 @@
                 <w:b w:val="0"/>
                 <w:sz w:val="16"/>
               </w:rPr>
-              <w:t>Repositorio burger_delivery con image_transport y rmw_cyclonedds_cpp instalados</w:t>
+              <w:t>Repositorio burger_delivery con image_transport, rmw_cyclonedds_cpp y monitor_red</w:t>
             </w:r>
           </w:p>
         </w:tc>
@@ -3856,6 +3856,95 @@
                 <w:sz w:val="16"/>
               </w:rPr>
               <w:t>Repositorio por grupo</w:t>
+            </w:r>
+          </w:p>
+        </w:tc>
+      </w:tr>
+      <w:tr>
+        <w:trPr>
+          <w:cantSplit/>
+        </w:trPr>
+        <w:tc>
+          <w:tcPr>
+            <w:tcW w:type="dxa" w:w="6236"/>
+            <w:tcMar>
+              <w:top w:w="90" w:type="dxa"/>
+              <w:start w:w="90" w:type="dxa"/>
+              <w:bottom w:w="90" w:type="dxa"/>
+              <w:end w:w="90" w:type="dxa"/>
+            </w:tcMar>
+            <w:shd w:fill="F2F2F2"/>
+            <w:vAlign w:val="center"/>
+          </w:tcPr>
+          <w:p>
+            <w:pPr>
+              <w:spacing w:after="0" w:before="0"/>
+              <w:jc w:val="left"/>
+            </w:pPr>
+            <w:r/>
+            <w:r>
+              <w:rPr>
+                <w:rFonts w:ascii="Arial" w:hAnsi="Arial"/>
+                <w:b w:val="0"/>
+                <w:sz w:val="16"/>
+              </w:rPr>
+              <w:t>Software de grabación de pantalla (OBS Studio, SimpleScreenRecorder o grabador de OS)</w:t>
+            </w:r>
+          </w:p>
+        </w:tc>
+        <w:tc>
+          <w:tcPr>
+            <w:tcW w:type="dxa" w:w="1417"/>
+            <w:tcMar>
+              <w:top w:w="90" w:type="dxa"/>
+              <w:start w:w="90" w:type="dxa"/>
+              <w:bottom w:w="90" w:type="dxa"/>
+              <w:end w:w="90" w:type="dxa"/>
+            </w:tcMar>
+            <w:shd w:fill="F2F2F2"/>
+            <w:vAlign w:val="center"/>
+          </w:tcPr>
+          <w:p>
+            <w:pPr>
+              <w:spacing w:after="0" w:before="0"/>
+              <w:jc w:val="left"/>
+            </w:pPr>
+            <w:r/>
+            <w:r>
+              <w:rPr>
+                <w:rFonts w:ascii="Arial" w:hAnsi="Arial"/>
+                <w:b w:val="0"/>
+                <w:sz w:val="16"/>
+              </w:rPr>
+              <w:t>1</w:t>
+            </w:r>
+          </w:p>
+        </w:tc>
+        <w:tc>
+          <w:tcPr>
+            <w:tcW w:type="dxa" w:w="1984"/>
+            <w:tcMar>
+              <w:top w:w="90" w:type="dxa"/>
+              <w:start w:w="90" w:type="dxa"/>
+              <w:bottom w:w="90" w:type="dxa"/>
+              <w:end w:w="90" w:type="dxa"/>
+            </w:tcMar>
+            <w:shd w:fill="F2F2F2"/>
+            <w:vAlign w:val="center"/>
+          </w:tcPr>
+          <w:p>
+            <w:pPr>
+              <w:spacing w:after="0" w:before="0"/>
+              <w:jc w:val="left"/>
+            </w:pPr>
+            <w:r/>
+            <w:r>
+              <w:rPr>
+                <w:rFonts w:ascii="Arial" w:hAnsi="Arial"/>
+                <w:b w:val="0"/>
+                <w:sz w:val="16"/>
+              </w:rPr>
+              <w:t>Herramienta por grupo</w:t>
             </w:r>
           </w:p>
         </w:tc>
@@ -3991,7 +4080,7 @@
           <w:color w:val="1F4E79"/>
           <w:sz w:val="18"/>
         </w:rPr>
-        <w:t>Fase 1: Diagnóstico en Capa de Red e Interfaces (ICMP &amp; Enlace Wi-Fi)</w:t>
+        <w:t>Fase 1: Diagnóstico de Red y Puesta en Marcha del Monitor de Red</w:t>
       </w:r>
     </w:p>
     <w:p>
@@ -4008,7 +4097,7 @@
           <w:i w:val="0"/>
           <w:sz w:val="18"/>
         </w:rPr>
-        <w:t>1. Configure en Dispositivo A (Gateway): Interfaz cableada en 192.168.1.100/24 (Kinova en 192.168.1.10) e interfaz Wi-Fi conectada a la red del laboratorio.</w:t>
+        <w:t>1. Configure en Dispositivo A (Gateway): Ethernet 192.168.1.100/24 y Wi-Fi 192.168.50.10/24. En Dispositivo B: Wi-Fi 192.168.50.20/24.</w:t>
       </w:r>
     </w:p>
     <w:p>
@@ -4025,7 +4114,7 @@
           <w:i w:val="0"/>
           <w:sz w:val="18"/>
         </w:rPr>
-        <w:t>2. Configure en Dispositivo B (Procesamiento Wi-Fi): Interfaz Wi-Fi conectada a la misma red.</w:t>
+        <w:t>2. Lance el Monitor de Red en Dispositivo A: bash ~/ros2_ws/src/burger_delivery/network_setup/iniciar_monitor.sh</w:t>
       </w:r>
     </w:p>
     <w:p>
@@ -4042,7 +4131,7 @@
           <w:i w:val="0"/>
           <w:sz w:val="18"/>
         </w:rPr>
-        <w:t>3. Verifique latencias con: ping 192.168.1.10 -c 10 (Ethernet) y ping hacia Dispositivo A (Wi-Fi). Registre RTT en Tabla 1.</w:t>
+        <w:t>3. Abra el navegador en http://localhost:8080 (o http://192.168.50.10:8080 desde Dispositivo B). Inicie la sesión de grabación de telemetría.</w:t>
       </w:r>
     </w:p>
     <w:p>
@@ -4074,7 +4163,7 @@
           <w:i w:val="0"/>
           <w:sz w:val="18"/>
         </w:rPr>
-        <w:t>1. En Dispositivo A, ejecute el script de validación directa: python3 ~/ros2_ws/src/burger_delivery/scripts/test_kinova_camera.py --ip 192.168.1.10 --stream color</w:t>
+        <w:t>1. En Dispositivo A, ejecute: python3 ~/ros2_ws/src/burger_delivery/scripts/test_kinova_camera.py --ip 192.168.1.10 --stream color</w:t>
       </w:r>
     </w:p>
     <w:p>
@@ -4123,7 +4212,7 @@
           <w:i w:val="0"/>
           <w:sz w:val="18"/>
         </w:rPr>
-        <w:t>1. En Dispositivo A, lance el publicador de visión con soporte de compresión: ros2 launch burger_delivery robot.launch.py</w:t>
+        <w:t>1. En Dispositivo A, lance el publicador de visión: ros2 launch burger_delivery robot.launch.py</w:t>
       </w:r>
     </w:p>
     <w:p>
@@ -4140,7 +4229,7 @@
           <w:i w:val="0"/>
           <w:sz w:val="18"/>
         </w:rPr>
-        <w:t>2. Inspeccione los tópicos /camera/color/image_raw (crudo) y /camera/color/image_raw/compressed (JPEG).</w:t>
+        <w:t>2. Mida con ros2 topic bw el ancho de banda crudo vs comprimido (/camera/color/image_raw/compressed) y calcule el ahorro en la Tabla 3.</w:t>
       </w:r>
     </w:p>
     <w:p>
@@ -4157,24 +4246,7 @@
           <w:i w:val="0"/>
           <w:sz w:val="18"/>
         </w:rPr>
-        <w:t>3. Mida con ros2 topic bw el ancho de banda crudo vs comprimido y calcule el porcentaje de ahorro en la Tabla 3.</w:t>
-      </w:r>
-    </w:p>
-    <w:p>
-      <w:pPr>
-        <w:keepNext w:val="0"/>
-        <w:spacing w:before="0" w:after="80" w:line="240" w:lineRule="auto"/>
-        <w:ind w:left="312" w:hanging="255"/>
-        <w:jc w:val="left"/>
-      </w:pPr>
-      <w:r>
-        <w:rPr>
-          <w:rFonts w:ascii="Arial" w:hAnsi="Arial"/>
-          <w:b w:val="0"/>
-          <w:i w:val="0"/>
-          <w:sz w:val="18"/>
-        </w:rPr>
-        <w:t>4. Ajuste dinámicamente jpeg_quality (80 vs 30) mediante: ros2 param set /camera/camera_node_driver jpeg_quality 80</w:t>
+        <w:t>3. Ajuste dinámicamente jpeg_quality (80 vs 30) mediante: ros2 param set /camera/camera_node_driver jpeg_quality 80</w:t>
       </w:r>
     </w:p>
     <w:p>
@@ -4240,24 +4312,7 @@
           <w:i w:val="0"/>
           <w:sz w:val="18"/>
         </w:rPr>
-        <w:t>3. Desde Dispositivo B (conectado por Wi-Fi), mida la frecuencia remota: ros2 topic hz /camera/color/image_raw/compressed</w:t>
-      </w:r>
-    </w:p>
-    <w:p>
-      <w:pPr>
-        <w:keepNext w:val="0"/>
-        <w:spacing w:before="0" w:after="80" w:line="240" w:lineRule="auto"/>
-        <w:ind w:left="312" w:hanging="255"/>
-        <w:jc w:val="left"/>
-      </w:pPr>
-      <w:r>
-        <w:rPr>
-          <w:rFonts w:ascii="Arial" w:hAnsi="Arial"/>
-          <w:b w:val="0"/>
-          <w:i w:val="0"/>
-          <w:sz w:val="18"/>
-        </w:rPr>
-        <w:t>4. Visualice el flujo remoto descomprimiendo en tiempo real con image_view y verifique estabilidad sin caídas.</w:t>
+        <w:t>3. Desde Dispositivo B (Wi-Fi), mida la frecuencia remota y visualice el flujo con image_view, observando el tráfico en el Monitor de Red.</w:t>
       </w:r>
     </w:p>
     <w:p>
@@ -4378,6 +4433,55 @@
       </w:r>
     </w:p>
     <w:p>
+      <w:pPr>
+        <w:keepNext/>
+        <w:spacing w:before="100" w:after="60"/>
+      </w:pPr>
+      <w:r>
+        <w:rPr>
+          <w:rFonts w:ascii="Arial" w:hAnsi="Arial"/>
+          <w:b/>
+          <w:color w:val="1F4E79"/>
+          <w:sz w:val="18"/>
+        </w:rPr>
+        <w:t>Fase 6: Grabación del Experimento y Exportación de Telemetría CSV</w:t>
+      </w:r>
+    </w:p>
+    <w:p>
+      <w:pPr>
+        <w:keepNext w:val="0"/>
+        <w:spacing w:before="0" w:after="80" w:line="240" w:lineRule="auto"/>
+        <w:ind w:left="312" w:hanging="255"/>
+        <w:jc w:val="left"/>
+      </w:pPr>
+      <w:r>
+        <w:rPr>
+          <w:rFonts w:ascii="Arial" w:hAnsi="Arial"/>
+          <w:b w:val="0"/>
+          <w:i w:val="0"/>
+          <w:sz w:val="18"/>
+        </w:rPr>
+        <w:t>1. Detenga la sesión de telemetría en el Monitor de Red y exporte el archivo telemetria_red_lab02.csv.</w:t>
+      </w:r>
+    </w:p>
+    <w:p>
+      <w:pPr>
+        <w:keepNext w:val="0"/>
+        <w:spacing w:before="0" w:after="80" w:line="240" w:lineRule="auto"/>
+        <w:ind w:left="312" w:hanging="255"/>
+        <w:jc w:val="left"/>
+      </w:pPr>
+      <w:r>
+        <w:rPr>
+          <w:rFonts w:ascii="Arial" w:hAnsi="Arial"/>
+          <w:b w:val="0"/>
+          <w:i w:val="0"/>
+          <w:sz w:val="18"/>
+        </w:rPr>
+        <w:t>2. Grabe un video continuo (2–4 min) que muestre en pantalla: PC A (Gateway + Monitor web), PC B (image_view + ros2 topic hz), demostración de una falla inducida y breve sustentación oral. Adjunte la URL en el informe.</w:t>
+      </w:r>
+    </w:p>
+    <w:p>
       <w:r>
         <w:br w:type="page"/>
       </w:r>
@@ -4409,7 +4513,7 @@
           <w:color w:val="1F4E79"/>
           <w:sz w:val="18"/>
         </w:rPr>
-        <w:t>Tabla 1: Caracterización de Enlaces de Red (ICMP Ping)</w:t>
+        <w:t>Tabla 1: Caracterización de Enlaces de Red (ICMP Ping &amp; Monitor de Red)</w:t>
       </w:r>
     </w:p>
     <w:tbl>
@@ -6528,7 +6632,7 @@
           <w:color w:val="1F4E79"/>
           <w:sz w:val="18"/>
         </w:rPr>
-        <w:t>Tabla 4: Despliegue Distribuido con CycloneDDS sobre Wi-Fi (Dispositivo B)</w:t>
+        <w:t>Tabla 4: Despliegue Distribuido con CycloneDDS y Monitor de Red (Dispositivo B)</w:t>
       </w:r>
     </w:p>
     <w:tbl>
@@ -6580,7 +6684,7 @@
                 <w:color w:val="FFFFFF"/>
                 <w:sz w:val="15"/>
               </w:rPr>
-              <w:t>Parámetro en Dispositivo B</w:t>
+              <w:t>Parámetro / Métrica</w:t>
             </w:r>
           </w:p>
         </w:tc>
@@ -6609,7 +6713,7 @@
                 <w:color w:val="FFFFFF"/>
                 <w:sz w:val="15"/>
               </w:rPr>
-              <w:t>Valor Configurado / Medido</w:t>
+              <w:t>Valor Configurado / Medido en Dispositivo B</w:t>
             </w:r>
           </w:p>
         </w:tc>
@@ -6724,6 +6828,7 @@
                 <w:b w:val="0"/>
                 <w:sz w:val="15"/>
               </w:rPr>
+              <w:t>Confirmado en /api/status</w:t>
             </w:r>
           </w:p>
         </w:tc>
@@ -6811,6 +6916,7 @@
                 <w:b w:val="0"/>
                 <w:sz w:val="15"/>
               </w:rPr>
+              <w:t>Dominio único activo en sniffer</w:t>
             </w:r>
           </w:p>
         </w:tc>
@@ -6896,6 +7002,7 @@
                 <w:b w:val="0"/>
                 <w:sz w:val="15"/>
               </w:rPr>
+              <w:t>Flujo estable detectado</w:t>
             </w:r>
           </w:p>
         </w:tc>
@@ -7014,7 +7121,7 @@
                 <w:b w:val="0"/>
                 <w:sz w:val="15"/>
               </w:rPr>
-              <w:t>Fluidez de Video Descomprimido</w:t>
+              <w:t>Jitter Promedio en Monitor</w:t>
             </w:r>
           </w:p>
         </w:tc>
@@ -7067,6 +7174,182 @@
                 <w:b w:val="0"/>
                 <w:sz w:val="15"/>
               </w:rPr>
+              <w:t>Gráfica canvas estable</w:t>
+            </w:r>
+          </w:p>
+        </w:tc>
+      </w:tr>
+      <w:tr>
+        <w:trPr>
+          <w:cantSplit/>
+        </w:trPr>
+        <w:tc>
+          <w:tcPr>
+            <w:tcW w:type="dxa" w:w="3402"/>
+            <w:tcMar>
+              <w:top w:w="90" w:type="dxa"/>
+              <w:start w:w="90" w:type="dxa"/>
+              <w:bottom w:w="90" w:type="dxa"/>
+              <w:end w:w="90" w:type="dxa"/>
+            </w:tcMar>
+            <w:shd w:fill="F2F2F2"/>
+            <w:vAlign w:val="center"/>
+          </w:tcPr>
+          <w:p>
+            <w:pPr>
+              <w:spacing w:after="0" w:before="0"/>
+              <w:jc w:val="left"/>
+            </w:pPr>
+            <w:r/>
+            <w:r>
+              <w:rPr>
+                <w:rFonts w:ascii="Arial" w:hAnsi="Arial"/>
+                <w:b w:val="0"/>
+                <w:sz w:val="15"/>
+              </w:rPr>
+              <w:t>Archivo CSV de Telemetría</w:t>
+            </w:r>
+          </w:p>
+        </w:tc>
+        <w:tc>
+          <w:tcPr>
+            <w:tcW w:type="dxa" w:w="2835"/>
+            <w:tcMar>
+              <w:top w:w="90" w:type="dxa"/>
+              <w:start w:w="90" w:type="dxa"/>
+              <w:bottom w:w="90" w:type="dxa"/>
+              <w:end w:w="90" w:type="dxa"/>
+            </w:tcMar>
+            <w:shd w:fill="F2F2F2"/>
+            <w:vAlign w:val="center"/>
+          </w:tcPr>
+          <w:p>
+            <w:pPr>
+              <w:spacing w:after="0" w:before="0"/>
+              <w:jc w:val="left"/>
+            </w:pPr>
+            <w:r/>
+            <w:r>
+              <w:rPr>
+                <w:rFonts w:ascii="Arial" w:hAnsi="Arial"/>
+                <w:b w:val="0"/>
+                <w:sz w:val="15"/>
+              </w:rPr>
+              <w:t>telemetria_red_lab02.csv</w:t>
+            </w:r>
+          </w:p>
+        </w:tc>
+        <w:tc>
+          <w:tcPr>
+            <w:tcW w:type="dxa" w:w="3402"/>
+            <w:tcMar>
+              <w:top w:w="90" w:type="dxa"/>
+              <w:start w:w="90" w:type="dxa"/>
+              <w:bottom w:w="90" w:type="dxa"/>
+              <w:end w:w="90" w:type="dxa"/>
+            </w:tcMar>
+            <w:shd w:fill="F2F2F2"/>
+            <w:vAlign w:val="center"/>
+          </w:tcPr>
+          <w:p>
+            <w:pPr>
+              <w:spacing w:after="0" w:before="0"/>
+              <w:jc w:val="left"/>
+            </w:pPr>
+            <w:r/>
+            <w:r>
+              <w:rPr>
+                <w:rFonts w:ascii="Arial" w:hAnsi="Arial"/>
+                <w:b w:val="0"/>
+                <w:sz w:val="15"/>
+              </w:rPr>
+              <w:t>Registros: ______</w:t>
+            </w:r>
+          </w:p>
+        </w:tc>
+      </w:tr>
+      <w:tr>
+        <w:trPr>
+          <w:cantSplit/>
+        </w:trPr>
+        <w:tc>
+          <w:tcPr>
+            <w:tcW w:type="dxa" w:w="3402"/>
+            <w:tcMar>
+              <w:top w:w="90" w:type="dxa"/>
+              <w:start w:w="90" w:type="dxa"/>
+              <w:bottom w:w="90" w:type="dxa"/>
+              <w:end w:w="90" w:type="dxa"/>
+            </w:tcMar>
+            <w:vAlign w:val="center"/>
+          </w:tcPr>
+          <w:p>
+            <w:pPr>
+              <w:spacing w:after="0" w:before="0"/>
+              <w:jc w:val="left"/>
+            </w:pPr>
+            <w:r/>
+            <w:r>
+              <w:rPr>
+                <w:rFonts w:ascii="Arial" w:hAnsi="Arial"/>
+                <w:b w:val="0"/>
+                <w:sz w:val="15"/>
+              </w:rPr>
+              <w:t>Video del Experimento</w:t>
+            </w:r>
+          </w:p>
+        </w:tc>
+        <w:tc>
+          <w:tcPr>
+            <w:tcW w:type="dxa" w:w="2835"/>
+            <w:tcMar>
+              <w:top w:w="90" w:type="dxa"/>
+              <w:start w:w="90" w:type="dxa"/>
+              <w:bottom w:w="90" w:type="dxa"/>
+              <w:end w:w="90" w:type="dxa"/>
+            </w:tcMar>
+            <w:vAlign w:val="center"/>
+          </w:tcPr>
+          <w:p>
+            <w:pPr>
+              <w:spacing w:after="0" w:before="0"/>
+              <w:jc w:val="left"/>
+            </w:pPr>
+            <w:r/>
+            <w:r>
+              <w:rPr>
+                <w:rFonts w:ascii="Arial" w:hAnsi="Arial"/>
+                <w:b w:val="0"/>
+                <w:sz w:val="15"/>
+              </w:rPr>
+              <w:t>URL: __________________________________</w:t>
+            </w:r>
+          </w:p>
+        </w:tc>
+        <w:tc>
+          <w:tcPr>
+            <w:tcW w:type="dxa" w:w="3402"/>
+            <w:tcMar>
+              <w:top w:w="90" w:type="dxa"/>
+              <w:start w:w="90" w:type="dxa"/>
+              <w:bottom w:w="90" w:type="dxa"/>
+              <w:end w:w="90" w:type="dxa"/>
+            </w:tcMar>
+            <w:vAlign w:val="center"/>
+          </w:tcPr>
+          <w:p>
+            <w:pPr>
+              <w:spacing w:after="0" w:before="0"/>
+              <w:jc w:val="left"/>
+            </w:pPr>
+            <w:r/>
+            <w:r>
+              <w:rPr>
+                <w:rFonts w:ascii="Arial" w:hAnsi="Arial"/>
+                <w:b w:val="0"/>
+                <w:sz w:val="15"/>
+              </w:rPr>
+              <w:t>Duración: _____ min</w:t>
             </w:r>
           </w:p>
         </w:tc>
@@ -8016,7 +8299,7 @@
           <w:i w:val="0"/>
           <w:sz w:val="18"/>
         </w:rPr>
-        <w:t>1. Análisis 1 (Compresión de Video): Explique por qué transmitir video crudo en Wi-Fi colapsa el canal y cómo la compresión JPEG permite una tasa de cuadros estable sin degradar la percepción.</w:t>
+        <w:t>1. Análisis 1 (Compresión y Telemetría): Con base en la Tabla 3 y las gráficas del Monitor de Red, analice cómo la compresión JPEG reduce el tráfico RTPS y mitiga el jitter en la red Wi-Fi.</w:t>
       </w:r>
     </w:p>
     <w:p>
@@ -8033,7 +8316,7 @@
           <w:i w:val="0"/>
           <w:sz w:val="18"/>
         </w:rPr>
-        <w:t>2. Análisis 2 (CycloneDDS en Wi-Fi): Compare el desempeño de CycloneDDS frente a FastDDS en redes inalámbricas y justifique la configuración de NetworkInterfaceAddress.</w:t>
+        <w:t>2. Análisis 2 (CycloneDDS en Wi-Fi): Compare el comportamiento de CycloneDDS frente a FastDDS en redes inalámbricas utilizando los datos de retransmisiones y pérdida de paquetes registrados en el monitor.</w:t>
       </w:r>
     </w:p>
     <w:p>
@@ -8133,7 +8416,7 @@
           <w:i w:val="0"/>
           <w:sz w:val="18"/>
         </w:rPr>
-        <w:t>3. Conclusión metodológica sobre el papel del diagnóstico directo por RTSP en el aislamiento de fallas físicas antes de la integración en ROS 2.</w:t>
+        <w:t>3. Conclusión metodológica sobre la utilidad del Monitor de Red y la grabación audiovisual en la validación experimental reproducible.</w:t>
       </w:r>
     </w:p>
     <w:p>

--- a/education/guias_laboratorio/GUIA_LAB_02_PRUEBAS_CAMARA_KINOVA_VISION.docx
+++ b/education/guias_laboratorio/GUIA_LAB_02_PRUEBAS_CAMARA_KINOVA_VISION.docx
@@ -4461,7 +4461,7 @@
           <w:i w:val="0"/>
           <w:sz w:val="18"/>
         </w:rPr>
-        <w:t>1. Detenga la sesión de telemetría en el Monitor de Red y exporte el archivo telemetria_red_lab02.csv.</w:t>
+        <w:t>1. Detenga la sesión de telemetría en el Monitor de Red y exporte el archivo telemetria_red_lab02.csv, asegurándose que contenga los tiempos mínimos y máximos (RTT) necesarios para la investigación.</w:t>
       </w:r>
     </w:p>
     <w:p>
